--- a/OAuthDemo/Dhrityman Help-OAuthDemo project.docx
+++ b/OAuthDemo/Dhrityman Help-OAuthDemo project.docx
@@ -229,7 +229,7 @@
           <w:lang w:val="en-US"/>
         </w:rPr>
         <w:drawing>
-          <wp:inline distT="0" distB="0" distL="0" distR="0" wp14:anchorId="17B1BE1B" wp14:editId="2A590C33">
+          <wp:inline distT="0" distB="0" distL="0" distR="0" wp14:anchorId="17B1BE1B" wp14:editId="091868AA">
             <wp:extent cx="5726430" cy="2258840"/>
             <wp:effectExtent l="0" t="0" r="7620" b="8255"/>
             <wp:docPr id="346954797" name="Picture 1"/>
@@ -576,7 +576,7 @@
           <w:lang w:val="en-US"/>
         </w:rPr>
         <w:drawing>
-          <wp:inline distT="0" distB="0" distL="0" distR="0" wp14:anchorId="582D9BE6" wp14:editId="080B08B0">
+          <wp:inline distT="0" distB="0" distL="0" distR="0" wp14:anchorId="582D9BE6" wp14:editId="0536243A">
             <wp:extent cx="5721985" cy="3666490"/>
             <wp:effectExtent l="0" t="0" r="0" b="0"/>
             <wp:docPr id="1539114420" name="Picture 4"/>
@@ -789,8 +789,16 @@
         <w:rPr>
           <w:lang w:val="en-US"/>
         </w:rPr>
-        <w:t>User support email:dhrityman@gmail.com</w:t>
-      </w:r>
+        <w:t xml:space="preserve">User support </w:t>
+      </w:r>
+      <w:proofErr w:type="gramStart"/>
+      <w:r>
+        <w:rPr>
+          <w:lang w:val="en-US"/>
+        </w:rPr>
+        <w:t>email:dhrityman@gmail.com</w:t>
+      </w:r>
+      <w:proofErr w:type="gramEnd"/>
     </w:p>
     <w:p>
       <w:pPr>
@@ -1020,7 +1028,7 @@
           <w:lang w:val="en-US"/>
         </w:rPr>
         <w:drawing>
-          <wp:inline distT="0" distB="0" distL="0" distR="0" wp14:anchorId="2E9A040C" wp14:editId="2F19B394">
+          <wp:inline distT="0" distB="0" distL="0" distR="0" wp14:anchorId="2E9A040C" wp14:editId="78A8F7C4">
             <wp:extent cx="5726430" cy="2258840"/>
             <wp:effectExtent l="0" t="0" r="7620" b="8255"/>
             <wp:docPr id="124640677" name="Picture 1"/>
@@ -1367,7 +1375,7 @@
           <w:lang w:val="en-US"/>
         </w:rPr>
         <w:drawing>
-          <wp:inline distT="0" distB="0" distL="0" distR="0" wp14:anchorId="33F038D4" wp14:editId="0D4BC6E3">
+          <wp:inline distT="0" distB="0" distL="0" distR="0" wp14:anchorId="33F038D4" wp14:editId="4BBEFAD1">
             <wp:extent cx="5721985" cy="3666490"/>
             <wp:effectExtent l="0" t="0" r="0" b="0"/>
             <wp:docPr id="397763716" name="Picture 4"/>
@@ -1628,8 +1636,16 @@
         <w:rPr>
           <w:lang w:val="en-US"/>
         </w:rPr>
-        <w:t>User support email:dhrityman@gmail.com</w:t>
-      </w:r>
+        <w:t xml:space="preserve">User support </w:t>
+      </w:r>
+      <w:proofErr w:type="gramStart"/>
+      <w:r>
+        <w:rPr>
+          <w:lang w:val="en-US"/>
+        </w:rPr>
+        <w:t>email:dhrityman@gmail.com</w:t>
+      </w:r>
+      <w:proofErr w:type="gramEnd"/>
     </w:p>
     <w:p>
       <w:pPr>
@@ -1644,7 +1660,7 @@
           <w:lang w:val="en-US"/>
         </w:rPr>
         <w:drawing>
-          <wp:inline distT="0" distB="0" distL="0" distR="0" wp14:anchorId="14458781" wp14:editId="09333A2F">
+          <wp:inline distT="0" distB="0" distL="0" distR="0" wp14:anchorId="14458781" wp14:editId="470952EC">
             <wp:extent cx="5730875" cy="3114675"/>
             <wp:effectExtent l="0" t="0" r="3175" b="9525"/>
             <wp:docPr id="841239230" name="Picture 6"/>
@@ -1835,7 +1851,7 @@
           <w:lang w:val="en-US"/>
         </w:rPr>
         <w:drawing>
-          <wp:inline distT="0" distB="0" distL="0" distR="0" wp14:anchorId="788C4746" wp14:editId="2E157B98">
+          <wp:inline distT="0" distB="0" distL="0" distR="0" wp14:anchorId="788C4746" wp14:editId="0444309B">
             <wp:extent cx="5730875" cy="2698115"/>
             <wp:effectExtent l="0" t="0" r="3175" b="6985"/>
             <wp:docPr id="482830385" name="Picture 8"/>
@@ -2421,7 +2437,7 @@
           <w:lang w:val="en-US"/>
         </w:rPr>
         <w:drawing>
-          <wp:inline distT="0" distB="0" distL="0" distR="0" wp14:anchorId="3646E380" wp14:editId="458C2FE0">
+          <wp:inline distT="0" distB="0" distL="0" distR="0" wp14:anchorId="3646E380" wp14:editId="00597E05">
             <wp:extent cx="5721985" cy="3141345"/>
             <wp:effectExtent l="0" t="0" r="0" b="1905"/>
             <wp:docPr id="1850977574" name="Picture 14"/>
@@ -2623,7 +2639,7 @@
         </w:rPr>
         <w:lastRenderedPageBreak/>
         <w:drawing>
-          <wp:inline distT="0" distB="0" distL="0" distR="0" wp14:anchorId="135F4357" wp14:editId="4C2BC0B1">
+          <wp:inline distT="0" distB="0" distL="0" distR="0" wp14:anchorId="135F4357" wp14:editId="087B6189">
             <wp:extent cx="5730875" cy="4065270"/>
             <wp:effectExtent l="0" t="0" r="3175" b="0"/>
             <wp:docPr id="1070235367" name="Picture 15"/>
@@ -2851,6 +2867,7 @@
         <w:t xml:space="preserve"> and paste them into ‘</w:t>
       </w:r>
       <w:proofErr w:type="spellStart"/>
+      <w:proofErr w:type="gramStart"/>
       <w:r>
         <w:rPr>
           <w:lang w:val="en-US"/>
@@ -2858,6 +2875,7 @@
         <w:t>appsettings.json</w:t>
       </w:r>
       <w:proofErr w:type="spellEnd"/>
+      <w:proofErr w:type="gramEnd"/>
       <w:r>
         <w:rPr>
           <w:lang w:val="en-US"/>
@@ -2947,6 +2965,335 @@
           <w:noProof/>
           <w:lang w:val="en-US"/>
         </w:rPr>
+        <mc:AlternateContent>
+          <mc:Choice Requires="wps">
+            <w:drawing>
+              <wp:anchor distT="45720" distB="45720" distL="114300" distR="114300" simplePos="0" relativeHeight="251659264" behindDoc="0" locked="0" layoutInCell="1" allowOverlap="1" wp14:anchorId="6E6D9C75" wp14:editId="57F5B707">
+                <wp:simplePos x="0" y="0"/>
+                <wp:positionH relativeFrom="column">
+                  <wp:posOffset>-436880</wp:posOffset>
+                </wp:positionH>
+                <wp:positionV relativeFrom="paragraph">
+                  <wp:posOffset>2312035</wp:posOffset>
+                </wp:positionV>
+                <wp:extent cx="6624320" cy="1562100"/>
+                <wp:effectExtent l="0" t="0" r="24130" b="19050"/>
+                <wp:wrapSquare wrapText="bothSides"/>
+                <wp:docPr id="217" name="Text Box 2"/>
+                <wp:cNvGraphicFramePr>
+                  <a:graphicFrameLocks xmlns:a="http://schemas.openxmlformats.org/drawingml/2006/main"/>
+                </wp:cNvGraphicFramePr>
+                <a:graphic xmlns:a="http://schemas.openxmlformats.org/drawingml/2006/main">
+                  <a:graphicData uri="http://schemas.microsoft.com/office/word/2010/wordprocessingShape">
+                    <wps:wsp>
+                      <wps:cNvSpPr txBox="1">
+                        <a:spLocks noChangeArrowheads="1"/>
+                      </wps:cNvSpPr>
+                      <wps:spPr bwMode="auto">
+                        <a:xfrm>
+                          <a:off x="0" y="0"/>
+                          <a:ext cx="6624320" cy="1562100"/>
+                        </a:xfrm>
+                        <a:prstGeom prst="rect">
+                          <a:avLst/>
+                        </a:prstGeom>
+                        <a:solidFill>
+                          <a:srgbClr val="FFFFFF"/>
+                        </a:solidFill>
+                        <a:ln w="9525">
+                          <a:solidFill>
+                            <a:srgbClr val="000000"/>
+                          </a:solidFill>
+                          <a:miter lim="800000"/>
+                          <a:headEnd/>
+                          <a:tailEnd/>
+                        </a:ln>
+                      </wps:spPr>
+                      <wps:txbx>
+                        <w:txbxContent>
+                          <w:p>
+                            <w:pPr>
+                              <w:rPr>
+                                <w:sz w:val="18"/>
+                                <w:szCs w:val="18"/>
+                              </w:rPr>
+                            </w:pPr>
+                            <w:r>
+                              <w:rPr>
+                                <w:sz w:val="18"/>
+                                <w:szCs w:val="18"/>
+                              </w:rPr>
+                              <w:t>"Authentication": {</w:t>
+                            </w:r>
+                          </w:p>
+                          <w:p>
+                            <w:pPr>
+                              <w:rPr>
+                                <w:sz w:val="18"/>
+                                <w:szCs w:val="18"/>
+                              </w:rPr>
+                            </w:pPr>
+                            <w:r>
+                              <w:rPr>
+                                <w:sz w:val="18"/>
+                                <w:szCs w:val="18"/>
+                              </w:rPr>
+                              <w:t xml:space="preserve">  "Google": {</w:t>
+                            </w:r>
+                          </w:p>
+                          <w:p>
+                            <w:pPr>
+                              <w:rPr>
+                                <w:sz w:val="18"/>
+                                <w:szCs w:val="18"/>
+                              </w:rPr>
+                            </w:pPr>
+                            <w:r>
+                              <w:rPr>
+                                <w:sz w:val="18"/>
+                                <w:szCs w:val="18"/>
+                              </w:rPr>
+                              <w:t xml:space="preserve">    "</w:t>
+                            </w:r>
+                            <w:proofErr w:type="spellStart"/>
+                            <w:r>
+                              <w:rPr>
+                                <w:sz w:val="18"/>
+                                <w:szCs w:val="18"/>
+                              </w:rPr>
+                              <w:t>ClientId</w:t>
+                            </w:r>
+                            <w:proofErr w:type="spellEnd"/>
+                            <w:r>
+                              <w:rPr>
+                                <w:sz w:val="18"/>
+                                <w:szCs w:val="18"/>
+                              </w:rPr>
+                              <w:t>": "1023498653696-ma07t1qsiort6gnap5tvpqb0j4748ibc.apps.googleusercontent.com",</w:t>
+                            </w:r>
+                          </w:p>
+                          <w:p>
+                            <w:pPr>
+                              <w:rPr>
+                                <w:sz w:val="18"/>
+                                <w:szCs w:val="18"/>
+                              </w:rPr>
+                            </w:pPr>
+                            <w:r>
+                              <w:rPr>
+                                <w:sz w:val="18"/>
+                                <w:szCs w:val="18"/>
+                              </w:rPr>
+                              <w:t xml:space="preserve">    "</w:t>
+                            </w:r>
+                            <w:proofErr w:type="spellStart"/>
+                            <w:r>
+                              <w:rPr>
+                                <w:sz w:val="18"/>
+                                <w:szCs w:val="18"/>
+                              </w:rPr>
+                              <w:t>ClientSecret</w:t>
+                            </w:r>
+                            <w:proofErr w:type="spellEnd"/>
+                            <w:r>
+                              <w:rPr>
+                                <w:sz w:val="18"/>
+                                <w:szCs w:val="18"/>
+                              </w:rPr>
+                              <w:t>": "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"</w:t>
+                            </w:r>
+                          </w:p>
+                          <w:p>
+                            <w:pPr>
+                              <w:rPr>
+                                <w:sz w:val="18"/>
+                                <w:szCs w:val="18"/>
+                              </w:rPr>
+                            </w:pPr>
+                            <w:r>
+                              <w:rPr>
+                                <w:sz w:val="18"/>
+                                <w:szCs w:val="18"/>
+                              </w:rPr>
+                              <w:t xml:space="preserve">  }</w:t>
+                            </w:r>
+                          </w:p>
+                          <w:p>
+                            <w:pPr>
+                              <w:rPr>
+                                <w:sz w:val="18"/>
+                                <w:szCs w:val="18"/>
+                              </w:rPr>
+                            </w:pPr>
+                            <w:r>
+                              <w:rPr>
+                                <w:sz w:val="18"/>
+                                <w:szCs w:val="18"/>
+                              </w:rPr>
+                              <w:t>}</w:t>
+                            </w:r>
+                          </w:p>
+                        </w:txbxContent>
+                      </wps:txbx>
+                      <wps:bodyPr rot="0" vert="horz" wrap="square" lIns="91440" tIns="45720" rIns="91440" bIns="45720" anchor="t" anchorCtr="0">
+                        <a:noAutofit/>
+                      </wps:bodyPr>
+                    </wps:wsp>
+                  </a:graphicData>
+                </a:graphic>
+                <wp14:sizeRelH relativeFrom="margin">
+                  <wp14:pctWidth>0</wp14:pctWidth>
+                </wp14:sizeRelH>
+                <wp14:sizeRelV relativeFrom="margin">
+                  <wp14:pctHeight>0</wp14:pctHeight>
+                </wp14:sizeRelV>
+              </wp:anchor>
+            </w:drawing>
+          </mc:Choice>
+          <mc:Fallback>
+            <w:pict>
+              <v:shapetype w14:anchorId="6E6D9C75" id="_x0000_t202" coordsize="21600,21600" o:spt="202" path="m,l,21600r21600,l21600,xe">
+                <v:stroke joinstyle="miter"/>
+                <v:path gradientshapeok="t" o:connecttype="rect"/>
+              </v:shapetype>
+              <v:shape id="Text Box 2" o:spid="_x0000_s1026" type="#_x0000_t202" style="position:absolute;left:0;text-align:left;margin-left:-34.4pt;margin-top:182.05pt;width:521.6pt;height:123pt;z-index:251659264;visibility:visible;mso-wrap-style:square;mso-width-percent:0;mso-height-percent:0;mso-wrap-distance-left:9pt;mso-wrap-distance-top:3.6pt;mso-wrap-distance-right:9pt;mso-wrap-distance-bottom:3.6pt;mso-position-horizontal:absolute;mso-position-horizontal-relative:text;mso-position-vertical:absolute;mso-position-vertical-relative:text;mso-width-percent:0;mso-height-percent:0;mso-width-relative:margin;mso-height-relative:margin;v-text-anchor:top" o:gfxdata="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">
+                <v:textbox>
+                  <w:txbxContent>
+                    <w:p>
+                      <w:pPr>
+                        <w:rPr>
+                          <w:sz w:val="18"/>
+                          <w:szCs w:val="18"/>
+                        </w:rPr>
+                      </w:pPr>
+                      <w:r>
+                        <w:rPr>
+                          <w:sz w:val="18"/>
+                          <w:szCs w:val="18"/>
+                        </w:rPr>
+                        <w:t>"Authentication": {</w:t>
+                      </w:r>
+                    </w:p>
+                    <w:p>
+                      <w:pPr>
+                        <w:rPr>
+                          <w:sz w:val="18"/>
+                          <w:szCs w:val="18"/>
+                        </w:rPr>
+                      </w:pPr>
+                      <w:r>
+                        <w:rPr>
+                          <w:sz w:val="18"/>
+                          <w:szCs w:val="18"/>
+                        </w:rPr>
+                        <w:t xml:space="preserve">  "Google": {</w:t>
+                      </w:r>
+                    </w:p>
+                    <w:p>
+                      <w:pPr>
+                        <w:rPr>
+                          <w:sz w:val="18"/>
+                          <w:szCs w:val="18"/>
+                        </w:rPr>
+                      </w:pPr>
+                      <w:r>
+                        <w:rPr>
+                          <w:sz w:val="18"/>
+                          <w:szCs w:val="18"/>
+                        </w:rPr>
+                        <w:t xml:space="preserve">    "</w:t>
+                      </w:r>
+                      <w:proofErr w:type="spellStart"/>
+                      <w:r>
+                        <w:rPr>
+                          <w:sz w:val="18"/>
+                          <w:szCs w:val="18"/>
+                        </w:rPr>
+                        <w:t>ClientId</w:t>
+                      </w:r>
+                      <w:proofErr w:type="spellEnd"/>
+                      <w:r>
+                        <w:rPr>
+                          <w:sz w:val="18"/>
+                          <w:szCs w:val="18"/>
+                        </w:rPr>
+                        <w:t>": "1023498653696-ma07t1qsiort6gnap5tvpqb0j4748ibc.apps.googleusercontent.com",</w:t>
+                      </w:r>
+                    </w:p>
+                    <w:p>
+                      <w:pPr>
+                        <w:rPr>
+                          <w:sz w:val="18"/>
+                          <w:szCs w:val="18"/>
+                        </w:rPr>
+                      </w:pPr>
+                      <w:r>
+                        <w:rPr>
+                          <w:sz w:val="18"/>
+                          <w:szCs w:val="18"/>
+                        </w:rPr>
+                        <w:t xml:space="preserve">    "</w:t>
+                      </w:r>
+                      <w:proofErr w:type="spellStart"/>
+                      <w:r>
+                        <w:rPr>
+                          <w:sz w:val="18"/>
+                          <w:szCs w:val="18"/>
+                        </w:rPr>
+                        <w:t>ClientSecret</w:t>
+                      </w:r>
+                      <w:proofErr w:type="spellEnd"/>
+                      <w:r>
+                        <w:rPr>
+                          <w:sz w:val="18"/>
+                          <w:szCs w:val="18"/>
+                        </w:rPr>
+                        <w:t>": "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"</w:t>
+                      </w:r>
+                    </w:p>
+                    <w:p>
+                      <w:pPr>
+                        <w:rPr>
+                          <w:sz w:val="18"/>
+                          <w:szCs w:val="18"/>
+                        </w:rPr>
+                      </w:pPr>
+                      <w:r>
+                        <w:rPr>
+                          <w:sz w:val="18"/>
+                          <w:szCs w:val="18"/>
+                        </w:rPr>
+                        <w:t xml:space="preserve">  }</w:t>
+                      </w:r>
+                    </w:p>
+                    <w:p>
+                      <w:pPr>
+                        <w:rPr>
+                          <w:sz w:val="18"/>
+                          <w:szCs w:val="18"/>
+                        </w:rPr>
+                      </w:pPr>
+                      <w:r>
+                        <w:rPr>
+                          <w:sz w:val="18"/>
+                          <w:szCs w:val="18"/>
+                        </w:rPr>
+                        <w:t>}</w:t>
+                      </w:r>
+                    </w:p>
+                  </w:txbxContent>
+                </v:textbox>
+                <w10:wrap type="square"/>
+              </v:shape>
+            </w:pict>
+          </mc:Fallback>
+        </mc:AlternateContent>
+      </w:r>
+      <w:r>
+        <w:rPr>
+          <w:noProof/>
+          <w:lang w:val="en-US"/>
+        </w:rPr>
         <w:drawing>
           <wp:inline distT="0" distB="0" distL="0" distR="0" wp14:anchorId="095F41E6" wp14:editId="6780DE38">
             <wp:extent cx="5730875" cy="2145665"/>
@@ -3008,6 +3355,94 @@
     <w:p>
       <w:pPr>
         <w:pStyle w:val="ListParagraph"/>
+        <w:rPr>
+          <w:lang w:val="en-US"/>
+        </w:rPr>
+      </w:pPr>
+    </w:p>
+    <w:p>
+      <w:pPr>
+        <w:pStyle w:val="ListParagraph"/>
+        <w:rPr>
+          <w:lang w:val="en-US"/>
+        </w:rPr>
+      </w:pPr>
+    </w:p>
+    <w:p>
+      <w:pPr>
+        <w:pStyle w:val="ListParagraph"/>
+        <w:rPr>
+          <w:lang w:val="en-US"/>
+        </w:rPr>
+      </w:pPr>
+    </w:p>
+    <w:p>
+      <w:pPr>
+        <w:pStyle w:val="ListParagraph"/>
+        <w:rPr>
+          <w:lang w:val="en-US"/>
+        </w:rPr>
+      </w:pPr>
+    </w:p>
+    <w:p>
+      <w:pPr>
+        <w:pStyle w:val="ListParagraph"/>
+        <w:rPr>
+          <w:lang w:val="en-US"/>
+        </w:rPr>
+      </w:pPr>
+    </w:p>
+    <w:p>
+      <w:pPr>
+        <w:pStyle w:val="ListParagraph"/>
+        <w:rPr>
+          <w:lang w:val="en-US"/>
+        </w:rPr>
+      </w:pPr>
+    </w:p>
+    <w:p>
+      <w:pPr>
+        <w:pStyle w:val="ListParagraph"/>
+        <w:rPr>
+          <w:lang w:val="en-US"/>
+        </w:rPr>
+      </w:pPr>
+    </w:p>
+    <w:p>
+      <w:pPr>
+        <w:pStyle w:val="ListParagraph"/>
+        <w:rPr>
+          <w:lang w:val="en-US"/>
+        </w:rPr>
+      </w:pPr>
+    </w:p>
+    <w:p>
+      <w:pPr>
+        <w:pStyle w:val="ListParagraph"/>
+        <w:rPr>
+          <w:lang w:val="en-US"/>
+        </w:rPr>
+      </w:pPr>
+    </w:p>
+    <w:p>
+      <w:pPr>
+        <w:pStyle w:val="ListParagraph"/>
+        <w:rPr>
+          <w:lang w:val="en-US"/>
+        </w:rPr>
+      </w:pPr>
+    </w:p>
+    <w:p>
+      <w:pPr>
+        <w:pStyle w:val="ListParagraph"/>
+        <w:rPr>
+          <w:lang w:val="en-US"/>
+        </w:rPr>
+      </w:pPr>
+    </w:p>
+    <w:p>
+      <w:pPr>
+        <w:pStyle w:val="ListParagraph"/>
         <w:numPr>
           <w:ilvl w:val="0"/>
           <w:numId w:val="2"/>
@@ -3153,7 +3588,6 @@
           <w:noProof/>
           <w:lang w:val="en-US"/>
         </w:rPr>
-        <w:lastRenderedPageBreak/>
         <w:drawing>
           <wp:inline distT="0" distB="0" distL="0" distR="0" wp14:anchorId="76CFC97A" wp14:editId="14BA5A6D">
             <wp:extent cx="5721985" cy="2023745"/>
@@ -3323,6 +3757,7 @@
         <w:rPr>
           <w:lang w:val="en-US"/>
         </w:rPr>
+        <w:lastRenderedPageBreak/>
         <w:t xml:space="preserve">Check the running Project Web site </w:t>
       </w:r>
     </w:p>
@@ -4330,7 +4765,6 @@
   <w:style w:type="character" w:default="1" w:styleId="DefaultParagraphFont">
     <w:name w:val="Default Paragraph Font"/>
     <w:uiPriority w:val="1"/>
-    <w:semiHidden/>
     <w:unhideWhenUsed/>
   </w:style>
   <w:style w:type="table" w:default="1" w:styleId="TableNormal">
